--- a/output/variants/Resume_Android_Engineer_ID.docx
+++ b/output/variants/Resume_Android_Engineer_ID.docx
@@ -94,7 +94,7 @@
       <w:tr>
         <w:tc>
           <w:tcPr>
-            <w:tcW w:type="dxa" w:w="8064"/>
+            <w:tcW w:type="dxa" w:w="7632"/>
             <w:tcMar>
               <w:top w:w="0" w:type="dxa"/>
               <w:bottom w:w="0" w:type="dxa"/>
@@ -113,13 +113,13 @@
                 <w:color w:val="0F172A"/>
                 <w:sz w:val="20"/>
               </w:rPr>
-              <w:t>Android Developer | PT Aku Pintar Indonesia</w:t>
+              <w:t>Android Developer | PT Aku Pintar Indonesia (Surabaya, Indonesia)</w:t>
             </w:r>
           </w:p>
         </w:tc>
         <w:tc>
           <w:tcPr>
-            <w:tcW w:type="dxa" w:w="2736"/>
+            <w:tcW w:type="dxa" w:w="3168"/>
             <w:tcMar>
               <w:top w:w="0" w:type="dxa"/>
               <w:bottom w:w="0" w:type="dxa"/>
@@ -139,7 +139,7 @@
                 <w:color w:val="475569"/>
                 <w:sz w:val="19"/>
               </w:rPr>
-              <w:t>Surabaya, Indonesia  •  Feb 2021 – Mei 2024</w:t>
+              <w:t>Feb 2021 – Mei 2024</w:t>
             </w:r>
           </w:p>
         </w:tc>
@@ -219,7 +219,7 @@
       <w:tr>
         <w:tc>
           <w:tcPr>
-            <w:tcW w:type="dxa" w:w="8064"/>
+            <w:tcW w:type="dxa" w:w="7632"/>
             <w:tcMar>
               <w:top w:w="0" w:type="dxa"/>
               <w:bottom w:w="0" w:type="dxa"/>
@@ -238,13 +238,13 @@
                 <w:color w:val="0F172A"/>
                 <w:sz w:val="20"/>
               </w:rPr>
-              <w:t>Software Developer | PT Qira Teknologi Indonesia</w:t>
+              <w:t>Software Developer | PT Qira Teknologi Indonesia (Surabaya, Indonesia)</w:t>
             </w:r>
           </w:p>
         </w:tc>
         <w:tc>
           <w:tcPr>
-            <w:tcW w:type="dxa" w:w="2736"/>
+            <w:tcW w:type="dxa" w:w="3168"/>
             <w:tcMar>
               <w:top w:w="0" w:type="dxa"/>
               <w:bottom w:w="0" w:type="dxa"/>
@@ -264,7 +264,7 @@
                 <w:color w:val="475569"/>
                 <w:sz w:val="19"/>
               </w:rPr>
-              <w:t>Surabaya, Indonesia  •  Nov 2020 – Jan 2024</w:t>
+              <w:t>Nov 2020 – Jan 2024</w:t>
             </w:r>
           </w:p>
         </w:tc>
@@ -344,7 +344,7 @@
       <w:tr>
         <w:tc>
           <w:tcPr>
-            <w:tcW w:type="dxa" w:w="8064"/>
+            <w:tcW w:type="dxa" w:w="7632"/>
             <w:tcMar>
               <w:top w:w="0" w:type="dxa"/>
               <w:bottom w:w="0" w:type="dxa"/>
@@ -363,13 +363,13 @@
                 <w:color w:val="0F172A"/>
                 <w:sz w:val="20"/>
               </w:rPr>
-              <w:t>Freelance Software Engineer | PT Lapantiga Solusi Algoritma</w:t>
+              <w:t>Freelance Software Engineer | PT Lapantiga Solusi Algoritma (Surabaya, Indonesia)</w:t>
             </w:r>
           </w:p>
         </w:tc>
         <w:tc>
           <w:tcPr>
-            <w:tcW w:type="dxa" w:w="2736"/>
+            <w:tcW w:type="dxa" w:w="3168"/>
             <w:tcMar>
               <w:top w:w="0" w:type="dxa"/>
               <w:bottom w:w="0" w:type="dxa"/>
@@ -389,7 +389,7 @@
                 <w:color w:val="475569"/>
                 <w:sz w:val="19"/>
               </w:rPr>
-              <w:t>Surabaya, Indonesia  •  Jan 2019 – Sekarang</w:t>
+              <w:t>Jan 2019 – Sekarang</w:t>
             </w:r>
           </w:p>
         </w:tc>
@@ -484,7 +484,7 @@
       <w:tr>
         <w:tc>
           <w:tcPr>
-            <w:tcW w:type="dxa" w:w="8064"/>
+            <w:tcW w:type="dxa" w:w="7632"/>
             <w:tcMar>
               <w:top w:w="0" w:type="dxa"/>
               <w:bottom w:w="0" w:type="dxa"/>
@@ -503,13 +503,13 @@
                 <w:color w:val="0F172A"/>
                 <w:sz w:val="20"/>
               </w:rPr>
-              <w:t>Full Stack Developer (Web3 &amp; AI) | Kipley Pte. Ltd.</w:t>
+              <w:t>Full Stack Developer (Web3 &amp; AI) | Kipley Pte. Ltd. (Singapura (Remote))</w:t>
             </w:r>
           </w:p>
         </w:tc>
         <w:tc>
           <w:tcPr>
-            <w:tcW w:type="dxa" w:w="2736"/>
+            <w:tcW w:type="dxa" w:w="3168"/>
             <w:tcMar>
               <w:top w:w="0" w:type="dxa"/>
               <w:bottom w:w="0" w:type="dxa"/>
@@ -529,7 +529,7 @@
                 <w:color w:val="475569"/>
                 <w:sz w:val="19"/>
               </w:rPr>
-              <w:t>Singapura (Remote)  •  Nov 2024 – Jul 2025</w:t>
+              <w:t>Nov 2024 – Jul 2025</w:t>
             </w:r>
           </w:p>
         </w:tc>
@@ -755,7 +755,7 @@
       <w:tr>
         <w:tc>
           <w:tcPr>
-            <w:tcW w:type="dxa" w:w="8064"/>
+            <w:tcW w:type="dxa" w:w="7632"/>
             <w:tcMar>
               <w:top w:w="0" w:type="dxa"/>
               <w:bottom w:w="0" w:type="dxa"/>
@@ -780,7 +780,7 @@
         </w:tc>
         <w:tc>
           <w:tcPr>
-            <w:tcW w:type="dxa" w:w="2736"/>
+            <w:tcW w:type="dxa" w:w="3168"/>
             <w:tcMar>
               <w:top w:w="0" w:type="dxa"/>
               <w:bottom w:w="0" w:type="dxa"/>
@@ -851,7 +851,7 @@
       <w:tr>
         <w:tc>
           <w:tcPr>
-            <w:tcW w:type="dxa" w:w="8064"/>
+            <w:tcW w:type="dxa" w:w="7632"/>
             <w:tcMar>
               <w:top w:w="0" w:type="dxa"/>
               <w:bottom w:w="0" w:type="dxa"/>
@@ -876,7 +876,7 @@
         </w:tc>
         <w:tc>
           <w:tcPr>
-            <w:tcW w:type="dxa" w:w="2736"/>
+            <w:tcW w:type="dxa" w:w="3168"/>
             <w:tcMar>
               <w:top w:w="0" w:type="dxa"/>
               <w:bottom w:w="0" w:type="dxa"/>
@@ -930,7 +930,7 @@
       <w:tr>
         <w:tc>
           <w:tcPr>
-            <w:tcW w:type="dxa" w:w="8064"/>
+            <w:tcW w:type="dxa" w:w="7632"/>
             <w:tcMar>
               <w:top w:w="0" w:type="dxa"/>
               <w:bottom w:w="0" w:type="dxa"/>
@@ -955,7 +955,7 @@
         </w:tc>
         <w:tc>
           <w:tcPr>
-            <w:tcW w:type="dxa" w:w="2736"/>
+            <w:tcW w:type="dxa" w:w="3168"/>
             <w:tcMar>
               <w:top w:w="0" w:type="dxa"/>
               <w:bottom w:w="0" w:type="dxa"/>
@@ -1009,7 +1009,7 @@
       <w:tr>
         <w:tc>
           <w:tcPr>
-            <w:tcW w:type="dxa" w:w="8064"/>
+            <w:tcW w:type="dxa" w:w="7632"/>
             <w:tcMar>
               <w:top w:w="0" w:type="dxa"/>
               <w:bottom w:w="0" w:type="dxa"/>
@@ -1034,7 +1034,7 @@
         </w:tc>
         <w:tc>
           <w:tcPr>
-            <w:tcW w:type="dxa" w:w="2736"/>
+            <w:tcW w:type="dxa" w:w="3168"/>
             <w:tcMar>
               <w:top w:w="0" w:type="dxa"/>
               <w:bottom w:w="0" w:type="dxa"/>

--- a/output/variants/Resume_Android_Engineer_ID.docx
+++ b/output/variants/Resume_Android_Engineer_ID.docx
@@ -59,7 +59,7 @@
           <w:color w:val="1E293B"/>
           <w:sz w:val="19"/>
         </w:rPr>
-        <w:t>Senior Android Engineer dengan pengalaman lebih dari 6 tahun dalam merancang aplikasi mobile berkinerja tinggi menggunakan Kotlin, Java, dan Android Jetpack. Memiliki rekam jejak memimpin pengembangan native Android platform edukasi dengan 1,5 juta+ pengguna aktif, berhasil mereduksi ukuran bundle APK sebesar 38,6% (dari 69,5 MB menjadi 42,7 MB), serta mempertahankan crash-free session &gt; 99,42%. Lulusan tersertifikasi Android Developer Expert (MADE) dengan keahlian mendalam pada Clean Architecture, MVVM, dan Room DB.</w:t>
+        <w:t>Senior Android Engineer dengan 6+ tahun pengalaman mengembangkan aplikasi mobile skala besar menggunakan Kotlin, Java, dan Android Jetpack. Memimpin pengembangan native Android platform edukasi dengan 1,5 juta+ pengguna aktif (rating 4.42/5.00), mereduksi ukuran APK sebesar 38,6% (69,5 MB ke 42,7 MB), dan mempertahankan crash-free rate 99,42%+. Tersertifikasi Android Developer Expert (MADE) dengan keahlian mendalam pada Clean Architecture, MVVM, dan Room DB.</w:t>
       </w:r>
     </w:p>
     <w:p>
